--- a/docs/结题报告.docx
+++ b/docs/结题报告.docx
@@ -302,7 +302,7 @@
         <w:t>｜</w:t>
       </w:r>
       <w:r>
-        <w:t xml:space="preserve"> pytest 450 </w:t>
+        <w:t xml:space="preserve"> pytest 491 </w:t>
       </w:r>
       <w:r>
         <w:rPr>
@@ -1908,7 +1908,7 @@
                 <w:color w:val="1565C0"/>
                 <w:sz w:val="22"/>
               </w:rPr>
-              <w:t>450</w:t>
+              <w:t>491</w:t>
             </w:r>
             <w:r>
               <w:t xml:space="preserve"> </w:t>
@@ -2158,7 +2158,7 @@
         <w:t>自愈）的自动流水线、写生产三道闸、</w:t>
       </w:r>
       <w:r>
-        <w:t xml:space="preserve">450 </w:t>
+        <w:t xml:space="preserve">491 </w:t>
       </w:r>
       <w:r>
         <w:rPr>
@@ -2341,7 +2341,7 @@
           <w:sz w:val="20"/>
           <w:lang w:eastAsia="zh-CN"/>
         </w:rPr>
-        <w:t>6.2.2 消息推送：手机随时查看出号、数量与中奖记录（2026-09-16；企业微信 2026-09-17）</w:t>
+        <w:t>6.2.2 消息推送：手机随时查看出号与中奖记录（2026-09-16；企业微信 09-17；图片推送 09-18）</w:t>
       </w:r>
     </w:p>
     <w:p>
@@ -2351,7 +2351,7 @@
           <w:rFonts w:ascii="微软雅黑" w:hAnsi="微软雅黑" w:eastAsia="微软雅黑" w:cs="微软雅黑" w:hint="eastAsia"/>
           <w:lang w:eastAsia="zh-CN"/>
         </w:rPr>
-        <w:t xml:space="preserve">自动流水线每跑完一期，把三块内容组装成一条消息推到手机：① 本期出号 —— 号码（前 10 注，其余看板查）与本次注数/滑轨状态（固定或动态、当前生效 N 注、动态模式附最近一次调整理由）；② 上期结算 —— 命中注数、中奖等级与明细（前 5 条）；③ 最新开奖号码行。</w:t>
+        <w:t xml:space="preserve">每个自动化 / 自检入口跑完都会推一次，内容以图片为主：① 每个彩种一张「号码图」—— 本期出号全部注数（超 40 注自动分列，不截断）与目标期号/滑轨状态；② 每个彩种一张「中奖图」—— 表格形式列出命中（期号｜号码｜命中球数｜奖级）；③ 每张图前各附一行短文字（彩种 · 期号 · 注数），并带上最新开奖号码行；④ 渲染或发送失败时自动降级为文字消息（受 4096 字节限制，最多展示 60 注）。用图片的原因：企业微信群机器人 markdown 单条上限 4096 字节（中文 3 字节/字），双色球/大乐透一次上百注必然被截断、末尾的诚实声明也会被砍掉；图片没有这个限制。</w:t>
       </w:r>
     </w:p>
     <w:p>
@@ -2361,7 +2361,17 @@
           <w:rFonts w:ascii="微软雅黑" w:hAnsi="微软雅黑" w:eastAsia="微软雅黑" w:cs="微软雅黑" w:hint="eastAsia"/>
           <w:lang w:eastAsia="zh-CN"/>
         </w:rPr>
-        <w:t xml:space="preserve">渠道三选一，在看板「微信推送」卡配置：企业微信群机器人（推荐——建一个只有自己的群 → 群设置 → 群机器人 → 添加 → 复制 Webhook 地址；免费且不限条数，Webhook 地址或 key 裸串均可识别）、PushPlus、或 Server酱（免费 5 条/天）。token 回显一律掩码、掩码回传不覆盖真实值；每日额度守卫防刷屏（跨天自动清零）；未配置或网络异常一律降级为日志告警，绝不阻塞主流水线。企业微信群机器人只能单向推送，无法在群里反向下发指令，故调出号数量仍在看板完成 —— 可填「看板地址」（如 Tailscale 内网地址），推送末尾会附一条直达链接。</w:t>
+        <w:t xml:space="preserve">触发时机：六条并行入口全部覆盖 —— 内置调度器（每晚 22:05，按开奖日触发 + 21:00–23:00 滞后补跑）、worker 事件驱动、启动恢复、Web 手动/批量、Windows 计划任务（cli.py auto 路径）；另加两处自检推送（scripts/health_check.py 项目体检、web/startup_recovery.py 启动自检）。结算段落只在当期确有新命中时才出现，而新命中只在开奖后才有 —— 夜间推送自然带中奖图、白天只推号码图。</w:t>
+      </w:r>
+    </w:p>
+    <w:p>
+      <w:pPr/>
+      <w:r>
+        <w:rPr>
+          <w:rFonts w:ascii="微软雅黑" w:hAnsi="微软雅黑" w:eastAsia="微软雅黑" w:cs="微软雅黑" w:hint="eastAsia"/>
+          <w:lang w:eastAsia="zh-CN"/>
+        </w:rPr>
+        <w:t xml:space="preserve">渠道三选一，在看板「微信推送」卡配置：企业微信群机器人（推荐 —— 建一个只有自己的群 → 群设置 → 群机器人 → 添加 → 复制 Webhook 地址；免费且不限条数，且只有它支持图片消息，Webhook 地址或 key 裸串均可识别；群机器人无独立标题字段、markdown 不渲染列表，图片消息也没有 caption，故彩种名、期号、注数与诚实声明都画进图里）、PushPlus、或 Server酱（免费 5 条/天，不支持图片，自动降级为文字）。token 回显一律掩码、掩码回传不覆盖真实值；发送节流（企微每个机器人 20 条/分钟，默认相邻间隔 3.2 秒）避免一个开奖夜十余条消息被限速丢弃；每日上限默认 0 = 不限制（可设为大于 0 重新启用保护）；conftest.py 夹具把配置存储重定向到临时目录，保证测试永不写坏真身配置；未配置或网络异常一律降级为日志告警，绝不阻塞主流水线。企业微信群机器人只能单向推送，无法在群里反向下发指令，故调出号数量仍在看板完成 —— 可填「看板地址」（如 Tailscale 内网地址），推送末尾会附一条直达链接。</w:t>
       </w:r>
     </w:p>
     <w:p>
@@ -9255,7 +9265,7 @@
           <w:b/>
           <w:lang w:eastAsia="zh-CN"/>
         </w:rPr>
-        <w:t>pytest 450 例</w:t>
+        <w:t>pytest 491 例</w:t>
       </w:r>
       <w:r>
         <w:rPr>
@@ -9777,7 +9787,7 @@
         <w:t>（</w:t>
       </w:r>
       <w:r>
-        <w:t xml:space="preserve">450 </w:t>
+        <w:t xml:space="preserve">491 </w:t>
       </w:r>
       <w:r>
         <w:rPr>
@@ -10216,7 +10226,7 @@
                 <w:color w:val="212121"/>
                 <w:sz w:val="16"/>
               </w:rPr>
-              <w:t>pytest tests/               # 450 passed</w:t>
+              <w:t>pytest -q   # 491 passed（全量；只跑 tests/ 为 482，另有 9 例在 scripts/ 下）</w:t>
             </w:r>
           </w:p>
         </w:tc>

--- a/docs/结题报告.docx
+++ b/docs/结题报告.docx
@@ -302,7 +302,7 @@
         <w:t>｜</w:t>
       </w:r>
       <w:r>
-        <w:t xml:space="preserve"> pytest 491 </w:t>
+        <w:t xml:space="preserve"> pytest 504 </w:t>
       </w:r>
       <w:r>
         <w:rPr>
@@ -1908,7 +1908,7 @@
                 <w:color w:val="1565C0"/>
                 <w:sz w:val="22"/>
               </w:rPr>
-              <w:t>491</w:t>
+              <w:t>504 </w:t>
             </w:r>
             <w:r>
               <w:t xml:space="preserve"> </w:t>
@@ -2158,7 +2158,7 @@
         <w:t>自愈）的自动流水线、写生产三道闸、</w:t>
       </w:r>
       <w:r>
-        <w:t xml:space="preserve">491 </w:t>
+        <w:t xml:space="preserve">504 </w:t>
       </w:r>
       <w:r>
         <w:rPr>
@@ -9265,7 +9265,7 @@
           <w:b/>
           <w:lang w:eastAsia="zh-CN"/>
         </w:rPr>
-        <w:t>pytest 491 例</w:t>
+        <w:t>pytest 504 例</w:t>
       </w:r>
       <w:r>
         <w:rPr>
@@ -9645,7 +9645,7 @@
           <w:rFonts w:ascii="微软雅黑" w:eastAsia="微软雅黑" w:hAnsi="微软雅黑" w:cs="微软雅黑" w:hint="eastAsia"/>
           <w:lang w:eastAsia="zh-CN"/>
         </w:rPr>
-        <w:t>期后输出首份等价性裁决；漂移监控按季度重拟合（流水线自动），维持</w:t>
+        <w:t>期后输出首份等价性裁决；漂移监控为手动命令（cli.py drift），自动重拟合尚未接入；已上线的自动训练为持续锚点走前验证 + 夜间 lightgbm 重训，维持</w:t>
       </w:r>
       <w:r>
         <w:t xml:space="preserve"> 1.484× </w:t>
@@ -9787,7 +9787,7 @@
         <w:t>（</w:t>
       </w:r>
       <w:r>
-        <w:t xml:space="preserve">491 </w:t>
+        <w:t xml:space="preserve">504 </w:t>
       </w:r>
       <w:r>
         <w:rPr>
@@ -10226,7 +10226,7 @@
                 <w:color w:val="212121"/>
                 <w:sz w:val="16"/>
               </w:rPr>
-              <w:t>pytest -q   # 491 passed（全量；只跑 tests/ 为 482，另有 9 例在 scripts/ 下）</w:t>
+              <w:t>pytest -q   # 504 passed（全量；只跑 tests/ 为 495，另有 9 例在 scripts/ 下）</w:t>
             </w:r>
           </w:p>
         </w:tc>

--- a/docs/结题报告.docx
+++ b/docs/结题报告.docx
@@ -32,7 +32,7 @@
           <w:sz w:val="44"/>
           <w:lang w:eastAsia="zh-CN"/>
         </w:rPr>
-        <w:t>时间序列证伪分析框架</w:t>
+        <w:t>时间序列分析框架</w:t>
       </w:r>
     </w:p>
     <w:p>
@@ -47,7 +47,7 @@
           <w:sz w:val="22"/>
           <w:lang w:eastAsia="zh-CN"/>
         </w:rPr>
-        <w:t>带严格证伪机制的时间序列分析框架（彩票作为示例场景）</w:t>
+        <w:t>带严格统计检验的时间序列分析框架（彩票作为示例场景）</w:t>
       </w:r>
     </w:p>
     <w:p>
@@ -142,7 +142,7 @@
           <w:sz w:val="16"/>
           <w:lang w:eastAsia="zh-CN"/>
         </w:rPr>
-        <w:t>的想法全部被证伪；顺带证明在平分奖金的规则下，买冷门号码虽不提高中奖率，但中奖后实得平均多约</w:t>
+        <w:t>的方法逐一检验；同时验证在平分奖金的规则下，买冷门号码虽不提高中奖率，但中奖后实得平均多约</w:t>
       </w:r>
       <w:r>
         <w:rPr>
@@ -302,7 +302,7 @@
         <w:t>｜</w:t>
       </w:r>
       <w:r>
-        <w:t xml:space="preserve"> pytest 504 </w:t>
+        <w:t xml:space="preserve"> pytest 594 </w:t>
       </w:r>
       <w:r>
         <w:rPr>
@@ -359,7 +359,7 @@
     </w:p>
     <w:p>
       <w:r>
-        <w:t>4. 证伪流水线（技术核心 ① ）</w:t>
+        <w:t>4. 假设检验流水线（技术核心 ① ）</w:t>
       </w:r>
     </w:p>
     <w:p>
@@ -588,7 +588,7 @@
           <w:rFonts w:ascii="微软雅黑" w:eastAsia="微软雅黑" w:hAnsi="微软雅黑" w:cs="微软雅黑" w:hint="eastAsia"/>
           <w:lang w:eastAsia="zh-CN"/>
         </w:rPr>
-        <w:t>造一台测谎仪</w:t>
+        <w:t>建立一套客观的检验流程</w:t>
       </w:r>
       <w:r>
         <w:t>"</w:t>
@@ -616,7 +616,7 @@
           <w:rFonts w:ascii="微软雅黑" w:eastAsia="微软雅黑" w:hAnsi="微软雅黑" w:cs="微软雅黑" w:hint="eastAsia"/>
           <w:lang w:eastAsia="zh-CN"/>
         </w:rPr>
-        <w:t>把项目想成一台测谎仪：要证明它好使，最好的办法不是去测一个诚实的人，而是去测一个</w:t>
+        <w:t>把项目看成一套检验流程：要证明它好使，最好的办法是拿一个</w:t>
       </w:r>
       <w:r>
         <w:t>"</w:t>
@@ -626,7 +626,7 @@
           <w:rFonts w:ascii="微软雅黑" w:eastAsia="微软雅黑" w:hAnsi="微软雅黑" w:cs="微软雅黑" w:hint="eastAsia"/>
           <w:lang w:eastAsia="zh-CN"/>
         </w:rPr>
-        <w:t>必定在说谎</w:t>
+        <w:t>不含真实信号</w:t>
       </w:r>
       <w:r>
         <w:t>"</w:t>
@@ -636,7 +636,7 @@
           <w:rFonts w:ascii="微软雅黑" w:eastAsia="微软雅黑" w:hAnsi="微软雅黑" w:cs="微软雅黑" w:hint="eastAsia"/>
           <w:lang w:eastAsia="zh-CN"/>
         </w:rPr>
-        <w:t>的对象。彩票就是那个对象</w:t>
+        <w:t>的对象来试。彩票就是这样的对象</w:t>
       </w:r>
       <w:r>
         <w:t>——</w:t>
@@ -646,7 +646,7 @@
           <w:rFonts w:ascii="微软雅黑" w:eastAsia="微软雅黑" w:hAnsi="微软雅黑" w:cs="微软雅黑" w:hint="eastAsia"/>
           <w:lang w:eastAsia="zh-CN"/>
         </w:rPr>
-        <w:t>规则完全公开、结果纯随机、没有任何内部信息可作弊。如果一台检测工具能在这种场景里干脆地判出</w:t>
+        <w:t>规则完全公开、结果纯随机、没有任何内部信息可利用。如果一套检验流程能在这种场景里干脆地判出</w:t>
       </w:r>
       <w:r>
         <w:t>"</w:t>
@@ -824,7 +824,7 @@
               <w:t xml:space="preserve"> </w:t>
             </w:r>
             <w:r>
-              <w:t>打假</w:t>
+              <w:t>假设检验</w:t>
             </w:r>
             <w:r>
               <w:t xml:space="preserve"> </w:t>
@@ -988,7 +988,7 @@
               <w:spacing w:line="240" w:lineRule="auto" w:before="60" w:after="60"/>
             </w:pPr>
             <w:r>
-              <w:t>一个诚实的结果</w:t>
+              <w:t>一份检验记录</w:t>
             </w:r>
           </w:p>
         </w:tc>
@@ -1593,7 +1593,7 @@
               <w:rPr>
                 <w:b/>
               </w:rPr>
-              <w:t>以证伪为核心目标</w:t>
+              <w:t>以严格统计检验为核心</w:t>
             </w:r>
             <w:r>
               <w:t>的时间序列分析框架，并选择彩票开奖数据作为检验场景</w:t>
@@ -1628,7 +1628,7 @@
               <w:rPr>
                 <w:b/>
               </w:rPr>
-              <w:t>① 证伪结论：</w:t>
+              <w:t>① 检验结论：</w:t>
             </w:r>
             <w:r>
               <w:t xml:space="preserve">6 </w:t>
@@ -1652,13 +1652,13 @@
               <w:t xml:space="preserve"> rejected</w:t>
             </w:r>
             <w:r>
-              <w:t>、存活</w:t>
-            </w:r>
-            <w:r>
-              <w:t xml:space="preserve"> 0——</w:t>
-            </w:r>
-            <w:r>
-              <w:t>彩票开奖不可预测，且本框架能严格证明这一点。</w:t>
+              <w:t>，结果</w:t>
+            </w:r>
+            <w:r>
+              <w:t xml:space="preserve">全部留存、可复现。</w:t>
+            </w:r>
+            <w:r>
+              <w:t/>
             </w:r>
             <w:r>
               <w:t xml:space="preserve"> </w:t>
@@ -1731,7 +1731,7 @@
               <w:rPr>
                 <w:b/>
               </w:rPr>
-              <w:t>③ 诚实边界：</w:t>
+              <w:t>③ 边界声明：</w:t>
             </w:r>
             <w:r>
               <w:t>三等奖以上的概率提升在个人生命周期内数学上不可验证（一等奖需约</w:t>
@@ -1908,7 +1908,7 @@
                 <w:color w:val="1565C0"/>
                 <w:sz w:val="22"/>
               </w:rPr>
-              <w:t>504 </w:t>
+              <w:t>594 </w:t>
             </w:r>
             <w:r>
               <w:t xml:space="preserve"> </w:t>
@@ -2158,7 +2158,7 @@
         <w:t>自愈）的自动流水线、写生产三道闸、</w:t>
       </w:r>
       <w:r>
-        <w:t xml:space="preserve">504 </w:t>
+        <w:t xml:space="preserve">594 </w:t>
       </w:r>
       <w:r>
         <w:rPr>
@@ -2195,7 +2195,7 @@
           <w:rFonts w:ascii="微软雅黑" w:eastAsia="微软雅黑" w:hAnsi="微软雅黑" w:cs="微软雅黑" w:hint="eastAsia"/>
           <w:lang w:eastAsia="zh-CN"/>
         </w:rPr>
-        <w:t>章给出证伪流水线的设计与</w:t>
+        <w:t>章给出假设检验流水线的设计与</w:t>
       </w:r>
       <w:r>
         <w:t xml:space="preserve">"25 </w:t>
@@ -2686,7 +2686,7 @@
               <w:spacing w:line="240" w:lineRule="auto" w:before="60" w:after="60"/>
             </w:pPr>
             <w:r>
-              <w:t>项目自身证伪：</w:t>
+              <w:t>项目自身检验：</w:t>
             </w:r>
             <w:r>
               <w:t xml:space="preserve"> </w:t>
@@ -4190,7 +4190,7 @@
           <w:sz w:val="20"/>
           <w:lang w:eastAsia="zh-CN"/>
         </w:rPr>
-        <w:t>2.3 设计哲学：先证伪，再建设</w:t>
+        <w:t>2.3 设计哲学：先检验，再建设</w:t>
       </w:r>
     </w:p>
     <w:p>
@@ -4249,7 +4249,7 @@
           <w:b/>
           <w:lang w:eastAsia="zh-CN"/>
         </w:rPr>
-        <w:t>2. 可证伪优先。</w:t>
+        <w:t>2. 可检验优先。</w:t>
       </w:r>
       <w:r>
         <w:rPr>
@@ -4701,7 +4701,7 @@
               <w:spacing w:line="240" w:lineRule="auto" w:before="60" w:after="60"/>
             </w:pPr>
             <w:r>
-              <w:t>证伪裁判层</w:t>
+              <w:t>检验裁判层</w:t>
             </w:r>
           </w:p>
         </w:tc>
@@ -5191,7 +5191,7 @@
               <w:t xml:space="preserve"> </w:t>
             </w:r>
             <w:r>
-              <w:t>诚实看板；</w:t>
+              <w:t>数据体检看板；</w:t>
             </w:r>
             <w:r>
               <w:t xml:space="preserve"> </w:t>
@@ -5295,7 +5295,7 @@
           <w:sz w:val="22"/>
           <w:lang w:eastAsia="zh-CN"/>
         </w:rPr>
-        <w:t>4. 证伪流水线（技术核心 ①）</w:t>
+        <w:t>4. 假设检验流水线（技术核心 ①）</w:t>
       </w:r>
     </w:p>
     <w:p>
@@ -5401,7 +5401,7 @@
           <w:rFonts w:ascii="微软雅黑" w:eastAsia="微软雅黑" w:hAnsi="微软雅黑" w:cs="微软雅黑" w:hint="eastAsia"/>
           <w:lang w:eastAsia="zh-CN"/>
         </w:rPr>
-        <w:t xml:space="preserve">　证伪流水线五道工序</w:t>
+        <w:t xml:space="preserve">　假设检验流水线五道工序</w:t>
       </w:r>
     </w:p>
     <w:p>
@@ -5578,7 +5578,7 @@
           <w:sz w:val="20"/>
           <w:lang w:eastAsia="zh-CN"/>
         </w:rPr>
-        <w:t>4.2 实战结果：25 条假设，存活 0</w:t>
+        <w:t>4.2 实战结果：25 条假设的检验</w:t>
       </w:r>
     </w:p>
     <w:tbl>
@@ -6583,7 +6583,7 @@
               <w:rPr>
                 <w:b/>
               </w:rPr>
-              <w:t>25/25 rejected，存活 0</w:t>
+              <w:t>25/25 rejected</w:t>
             </w:r>
           </w:p>
         </w:tc>
@@ -6908,7 +6908,7 @@
           <w:rFonts w:ascii="微软雅黑" w:eastAsia="微软雅黑" w:hAnsi="微软雅黑" w:cs="微软雅黑" w:hint="eastAsia"/>
           <w:lang w:eastAsia="zh-CN"/>
         </w:rPr>
-        <w:t>概率侧被证伪后，奖金侧仍有真实的数学结构：一</w:t>
+        <w:t>概率侧无提升空间后，奖金侧仍有真实的数学结构：一</w:t>
       </w:r>
       <w:r>
         <w:t>/</w:t>
@@ -8875,6 +8875,92 @@
     </w:p>
     <w:p>
       <w:pPr>
+        <w:pStyle w:val="Heading3"/>
+      </w:pPr>
+      <w:r>
+        <w:t>5.5 策略升级：把 1.484× 变成可执行模块（2026-09-25）</w:t>
+      </w:r>
+    </w:p>
+    <w:p>
+      <w:pPr/>
+      <w:r>
+        <w:t>前几节给出结论“冷门组合中奖时实得 1.484×”；本节把该结论拆成六个可计算、可检验的模块。所有模块只作用于奖金分摊侧，不触碰概率侧——选号不改中奖率（期望线性性）这一边界在任何模块中都不放宽。</w:t>
+      </w:r>
+    </w:p>
+    <w:p>
+      <w:pPr/>
+      <w:r>
+        <w:rPr>
+          <w:b/>
+        </w:rPr>
+        <w:t>① 三口径 EV 对照（ev/total_ev.py）：</w:t>
+      </w:r>
+      <w:r>
+        <w:t>同一注号码，同时给出三种分摊口径的单注 EV——名义（官方赔率表）、λ 均摊（随机注平均同注数）、冷/热门口径（流行度模型给出的 μ_q）。固定奖级在三种口径下逐位相等（单测锁死），差异只出现在浮动奖级——这就是“冷热差别全在分摊”的可视化。对照表附反事实回测的 1.484× 作为历史参照。</w:t>
+      </w:r>
+    </w:p>
+    <w:p>
+      <w:pPr/>
+      <w:r>
+        <w:rPr>
+          <w:b/>
+        </w:rPr>
+        <w:t>② 冷门口径前置（ev/rollover.py / ev/sales_model.py）：</w:t>
+      </w:r>
+      <w:r>
+        <w:t>rollover 的 λ（随机注平均同注数）升级为可选的 μ_冷门 = λ·exp(β·f(q10 组合))。冷门口径下参与人数阈值更低、正 EV 窗口的判定更贴近“买冷门”的真实决策；原 λ 键全部保留（看板 audit 页依赖），新键并存并标注口径。模型 NO-Go 时显式降级并说明原因，绝不静默回退。</w:t>
+      </w:r>
+    </w:p>
+    <w:p>
+      <w:pPr/>
+      <w:r>
+        <w:rPr>
+          <w:b/>
+        </w:rPr>
+        <w:t>③ 奖池参与门槛（ev/threshold.py）：</w:t>
+      </w:r>
+      <w:r>
+        <w:t>给定“冷门组合 + 分摊占比 0.7 + 顶格判定 θ=0.999”，解析解与数值解（二分 pool_share_expected）双口径给出奖池需达到多少才值得参与。实测结论：冷门口径门槛显著低于随机口径——这就是 1.484× 的门槛翻译。报告同时核对资金约束与注数上限，给出三档判定。</w:t>
+      </w:r>
+    </w:p>
+    <w:p>
+      <w:pPr/>
+      <w:r>
+        <w:rPr>
+          <w:b/>
+        </w:rPr>
+        <w:t>④ Kelly 纪律仓位（ev/stake.py）：</w:t>
+      </w:r>
+      <w:r>
+        <w:t>EV≤0 ⇔ f*≤0 → 建议注数 0（“纪律不下注”）。EV 为正时按 Kelly 公式给出理论注数，再与预算、单期注数上限、止损/熔断状态取最小——信号再好也不会击穿资金纪律。四分之一 Kelly 优先于半 Kelly（估计误差保护）。</w:t>
+      </w:r>
+    </w:p>
+    <w:p>
+      <w:pPr/>
+      <w:r>
+        <w:rPr>
+          <w:b/>
+        </w:rPr>
+        <w:t>⑤ 限号前置（ev/selection.py）：</w:t>
+      </w:r>
+      <w:r>
+        <w:t>七星彩的排序键本就是限号EV（crowd v2 撞号分薄），本次把每注的限号暴露概率与同号期望注数 μ 前置存储并回填到选中行，返回标注“已前置（排序键=限号EV）”；双/大为浮动奖池制，明确标注“不适用”；固定赔率彩种维持拒绝并指引 --sample 反大众形态采样。</w:t>
+      </w:r>
+    </w:p>
+    <w:p>
+      <w:pPr/>
+      <w:r>
+        <w:rPr>
+          <w:b/>
+        </w:rPr>
+        <w:t>⑥ 组合方差指标（ev/selection.py）：</w:t>
+      </w:r>
+      <w:r>
+        <w:t>选中注集输出平均/最大重叠与有效独立注数 m_eff = m²/ΣΣoᵢⱼ（按主区号码归一，自重叠=1）。注注相同 → m_eff=1（方差无分散），零重叠 → m_eff=m。低重叠只降低中奖结果之间的相关性（方差），不提高总期望——指标口径里写明“只降方差不提EV”。</w:t>
+      </w:r>
+    </w:p>
+    <w:p>
+      <w:pPr>
         <w:pStyle w:val="Heading2"/>
         <w:spacing w:before="550" w:after="220"/>
         <w:shd w:val="clear" w:color="auto" w:fill="1565C0"/>
@@ -9265,7 +9351,7 @@
           <w:b/>
           <w:lang w:eastAsia="zh-CN"/>
         </w:rPr>
-        <w:t>pytest 504 例</w:t>
+        <w:t>pytest 594 例</w:t>
       </w:r>
       <w:r>
         <w:rPr>
@@ -9312,7 +9398,7 @@
           <w:rFonts w:ascii="微软雅黑" w:eastAsia="微软雅黑" w:hAnsi="微软雅黑" w:cs="微软雅黑" w:hint="eastAsia"/>
           <w:lang w:eastAsia="zh-CN"/>
         </w:rPr>
-        <w:t>诚实路径等。改代码后经看门狗热重启（健康检查复用旧进程的坑已修），共享</w:t>
+        <w:t>诚实路径、三口径 EV 对照/冷门口径 rollover/奖池门槛/Kelly 纪律仓位、策略历史实测命中统计、休市期全链路感知等。改代码后经看门狗热重启（健康检查复用旧进程的坑已修），共享</w:t>
       </w:r>
       <w:r>
         <w:t xml:space="preserve"> JSON </w:t>
@@ -9655,7 +9741,7 @@
           <w:rFonts w:ascii="微软雅黑" w:eastAsia="微软雅黑" w:hAnsi="微软雅黑" w:cs="微软雅黑" w:hint="eastAsia"/>
           <w:lang w:eastAsia="zh-CN"/>
         </w:rPr>
-        <w:t>结论的时效性；证伪流水线抽象为通用时序信号检验组件（脱离彩票场景复用）。</w:t>
+        <w:t>结论的时效性；检验流水线抽象为通用时序信号检验组件（脱离彩票场景复用）。</w:t>
       </w:r>
     </w:p>
     <w:p>
@@ -9787,7 +9873,7 @@
         <w:t>（</w:t>
       </w:r>
       <w:r>
-        <w:t xml:space="preserve">504 </w:t>
+        <w:t xml:space="preserve">594 </w:t>
       </w:r>
       <w:r>
         <w:rPr>
@@ -9876,7 +9962,7 @@
                 <w:color w:val="212121"/>
                 <w:sz w:val="16"/>
               </w:rPr>
-              <w:t>证伪闸门总览</w:t>
+              <w:t>可信度层总览</w:t>
             </w:r>
             <w:r>
               <w:rPr>
@@ -10226,7 +10312,7 @@
                 <w:color w:val="212121"/>
                 <w:sz w:val="16"/>
               </w:rPr>
-              <w:t>pytest -q   # 504 passed（全量；只跑 tests/ 为 495，另有 9 例在 scripts/ 下）</w:t>
+              <w:t>pytest -q   # 594 passed（全量；只跑 tests/ 为 585，另有 9 例在 scripts/ 下）</w:t>
             </w:r>
           </w:p>
         </w:tc>
@@ -10432,7 +10518,7 @@
               <w:spacing w:line="240" w:lineRule="auto" w:before="60" w:after="60"/>
             </w:pPr>
             <w:r>
-              <w:t>证伪流水线五道工序</w:t>
+              <w:t>假设检验流水线五道工序</w:t>
             </w:r>
           </w:p>
         </w:tc>
